--- a/APP4080 Documentation.docx
+++ b/APP4080 Documentation.docx
@@ -6,7 +6,7 @@
       <w:pPr>
         <w:pStyle w:val="Heading1"/>
       </w:pPr>
-      <w:bookmarkStart w:id="0" w:name="_Toc224662968"/>
+      <w:bookmarkStart w:id="0" w:name="_Toc226453431"/>
       <w:r>
         <w:t>A</w:t>
       </w:r>
@@ -42,7 +42,7 @@
       <w:r>
         <w:fldChar w:fldCharType="separate"/>
       </w:r>
-      <w:hyperlink w:anchor="_Toc224662968" w:history="1">
+      <w:hyperlink w:anchor="_Toc226453431" w:history="1">
         <w:r>
           <w:rPr>
             <w:rStyle w:val="Hyperlink"/>
@@ -69,7 +69,7 @@
             <w:noProof/>
             <w:webHidden/>
           </w:rPr>
-          <w:instrText xml:space="preserve"> PAGEREF _Toc224662968 \h </w:instrText>
+          <w:instrText xml:space="preserve"> PAGEREF _Toc226453431 \h </w:instrText>
         </w:r>
         <w:r>
           <w:rPr>
@@ -116,7 +116,7 @@
           <w:szCs w:val="24"/>
         </w:rPr>
       </w:pPr>
-      <w:hyperlink w:anchor="_Toc224662969" w:history="1">
+      <w:hyperlink w:anchor="_Toc226453432" w:history="1">
         <w:r>
           <w:rPr>
             <w:rStyle w:val="Hyperlink"/>
@@ -161,7 +161,7 @@
             <w:noProof/>
             <w:webHidden/>
           </w:rPr>
-          <w:instrText xml:space="preserve"> PAGEREF _Toc224662969 \h </w:instrText>
+          <w:instrText xml:space="preserve"> PAGEREF _Toc226453432 \h </w:instrText>
         </w:r>
         <w:r>
           <w:rPr>
@@ -208,7 +208,7 @@
           <w:szCs w:val="24"/>
         </w:rPr>
       </w:pPr>
-      <w:hyperlink w:anchor="_Toc224662970" w:history="1">
+      <w:hyperlink w:anchor="_Toc226453433" w:history="1">
         <w:r>
           <w:rPr>
             <w:rStyle w:val="Hyperlink"/>
@@ -253,7 +253,7 @@
             <w:noProof/>
             <w:webHidden/>
           </w:rPr>
-          <w:instrText xml:space="preserve"> PAGEREF _Toc224662970 \h </w:instrText>
+          <w:instrText xml:space="preserve"> PAGEREF _Toc226453433 \h </w:instrText>
         </w:r>
         <w:r>
           <w:rPr>
@@ -297,7 +297,7 @@
           <w:szCs w:val="24"/>
         </w:rPr>
       </w:pPr>
-      <w:hyperlink w:anchor="_Toc224662971" w:history="1">
+      <w:hyperlink w:anchor="_Toc226453434" w:history="1">
         <w:r>
           <w:rPr>
             <w:rStyle w:val="Hyperlink"/>
@@ -324,7 +324,7 @@
             <w:noProof/>
             <w:webHidden/>
           </w:rPr>
-          <w:instrText xml:space="preserve"> PAGEREF _Toc224662971 \h </w:instrText>
+          <w:instrText xml:space="preserve"> PAGEREF _Toc226453434 \h </w:instrText>
         </w:r>
         <w:r>
           <w:rPr>
@@ -368,7 +368,7 @@
           <w:szCs w:val="24"/>
         </w:rPr>
       </w:pPr>
-      <w:hyperlink w:anchor="_Toc224662972" w:history="1">
+      <w:hyperlink w:anchor="_Toc226453435" w:history="1">
         <w:r>
           <w:rPr>
             <w:rStyle w:val="Hyperlink"/>
@@ -395,7 +395,7 @@
             <w:noProof/>
             <w:webHidden/>
           </w:rPr>
-          <w:instrText xml:space="preserve"> PAGEREF _Toc224662972 \h </w:instrText>
+          <w:instrText xml:space="preserve"> PAGEREF _Toc226453435 \h </w:instrText>
         </w:r>
         <w:r>
           <w:rPr>
@@ -442,7 +442,7 @@
           <w:szCs w:val="24"/>
         </w:rPr>
       </w:pPr>
-      <w:hyperlink w:anchor="_Toc224662973" w:history="1">
+      <w:hyperlink w:anchor="_Toc226453436" w:history="1">
         <w:r>
           <w:rPr>
             <w:rStyle w:val="Hyperlink"/>
@@ -487,7 +487,7 @@
             <w:noProof/>
             <w:webHidden/>
           </w:rPr>
-          <w:instrText xml:space="preserve"> PAGEREF _Toc224662973 \h </w:instrText>
+          <w:instrText xml:space="preserve"> PAGEREF _Toc226453436 \h </w:instrText>
         </w:r>
         <w:r>
           <w:rPr>
@@ -531,7 +531,7 @@
           <w:szCs w:val="24"/>
         </w:rPr>
       </w:pPr>
-      <w:hyperlink w:anchor="_Toc224662974" w:history="1">
+      <w:hyperlink w:anchor="_Toc226453437" w:history="1">
         <w:r>
           <w:rPr>
             <w:rStyle w:val="Hyperlink"/>
@@ -558,7 +558,7 @@
             <w:noProof/>
             <w:webHidden/>
           </w:rPr>
-          <w:instrText xml:space="preserve"> PAGEREF _Toc224662974 \h </w:instrText>
+          <w:instrText xml:space="preserve"> PAGEREF _Toc226453437 \h </w:instrText>
         </w:r>
         <w:r>
           <w:rPr>
@@ -602,7 +602,7 @@
           <w:szCs w:val="24"/>
         </w:rPr>
       </w:pPr>
-      <w:hyperlink w:anchor="_Toc224662975" w:history="1">
+      <w:hyperlink w:anchor="_Toc226453438" w:history="1">
         <w:r>
           <w:rPr>
             <w:rStyle w:val="Hyperlink"/>
@@ -629,7 +629,7 @@
             <w:noProof/>
             <w:webHidden/>
           </w:rPr>
-          <w:instrText xml:space="preserve"> PAGEREF _Toc224662975 \h </w:instrText>
+          <w:instrText xml:space="preserve"> PAGEREF _Toc226453438 \h </w:instrText>
         </w:r>
         <w:r>
           <w:rPr>
@@ -673,7 +673,7 @@
           <w:szCs w:val="24"/>
         </w:rPr>
       </w:pPr>
-      <w:hyperlink w:anchor="_Toc224662976" w:history="1">
+      <w:hyperlink w:anchor="_Toc226453439" w:history="1">
         <w:r>
           <w:rPr>
             <w:rStyle w:val="Hyperlink"/>
@@ -700,7 +700,7 @@
             <w:noProof/>
             <w:webHidden/>
           </w:rPr>
-          <w:instrText xml:space="preserve"> PAGEREF _Toc224662976 \h </w:instrText>
+          <w:instrText xml:space="preserve"> PAGEREF _Toc226453439 \h </w:instrText>
         </w:r>
         <w:r>
           <w:rPr>
@@ -744,7 +744,7 @@
           <w:szCs w:val="24"/>
         </w:rPr>
       </w:pPr>
-      <w:hyperlink w:anchor="_Toc224662977" w:history="1">
+      <w:hyperlink w:anchor="_Toc226453440" w:history="1">
         <w:r>
           <w:rPr>
             <w:rStyle w:val="Hyperlink"/>
@@ -771,7 +771,7 @@
             <w:noProof/>
             <w:webHidden/>
           </w:rPr>
-          <w:instrText xml:space="preserve"> PAGEREF _Toc224662977 \h </w:instrText>
+          <w:instrText xml:space="preserve"> PAGEREF _Toc226453440 \h </w:instrText>
         </w:r>
         <w:r>
           <w:rPr>
@@ -815,7 +815,7 @@
           <w:szCs w:val="24"/>
         </w:rPr>
       </w:pPr>
-      <w:hyperlink w:anchor="_Toc224662978" w:history="1">
+      <w:hyperlink w:anchor="_Toc226453441" w:history="1">
         <w:r>
           <w:rPr>
             <w:rStyle w:val="Hyperlink"/>
@@ -842,7 +842,7 @@
             <w:noProof/>
             <w:webHidden/>
           </w:rPr>
-          <w:instrText xml:space="preserve"> PAGEREF _Toc224662978 \h </w:instrText>
+          <w:instrText xml:space="preserve"> PAGEREF _Toc226453441 \h </w:instrText>
         </w:r>
         <w:r>
           <w:rPr>
@@ -886,7 +886,7 @@
           <w:szCs w:val="24"/>
         </w:rPr>
       </w:pPr>
-      <w:hyperlink w:anchor="_Toc224662979" w:history="1">
+      <w:hyperlink w:anchor="_Toc226453442" w:history="1">
         <w:r>
           <w:rPr>
             <w:rStyle w:val="Hyperlink"/>
@@ -913,7 +913,7 @@
             <w:noProof/>
             <w:webHidden/>
           </w:rPr>
-          <w:instrText xml:space="preserve"> PAGEREF _Toc224662979 \h </w:instrText>
+          <w:instrText xml:space="preserve"> PAGEREF _Toc226453442 \h </w:instrText>
         </w:r>
         <w:r>
           <w:rPr>
@@ -957,7 +957,7 @@
           <w:szCs w:val="24"/>
         </w:rPr>
       </w:pPr>
-      <w:hyperlink w:anchor="_Toc224662980" w:history="1">
+      <w:hyperlink w:anchor="_Toc226453443" w:history="1">
         <w:r>
           <w:rPr>
             <w:rStyle w:val="Hyperlink"/>
@@ -984,7 +984,7 @@
             <w:noProof/>
             <w:webHidden/>
           </w:rPr>
-          <w:instrText xml:space="preserve"> PAGEREF _Toc224662980 \h </w:instrText>
+          <w:instrText xml:space="preserve"> PAGEREF _Toc226453443 \h </w:instrText>
         </w:r>
         <w:r>
           <w:rPr>
@@ -1031,7 +1031,7 @@
           <w:szCs w:val="24"/>
         </w:rPr>
       </w:pPr>
-      <w:hyperlink w:anchor="_Toc224662981" w:history="1">
+      <w:hyperlink w:anchor="_Toc226453444" w:history="1">
         <w:r>
           <w:rPr>
             <w:rStyle w:val="Hyperlink"/>
@@ -1076,7 +1076,7 @@
             <w:noProof/>
             <w:webHidden/>
           </w:rPr>
-          <w:instrText xml:space="preserve"> PAGEREF _Toc224662981 \h </w:instrText>
+          <w:instrText xml:space="preserve"> PAGEREF _Toc226453444 \h </w:instrText>
         </w:r>
         <w:r>
           <w:rPr>
@@ -1120,7 +1120,7 @@
           <w:szCs w:val="24"/>
         </w:rPr>
       </w:pPr>
-      <w:hyperlink w:anchor="_Toc224662982" w:history="1">
+      <w:hyperlink w:anchor="_Toc226453445" w:history="1">
         <w:r>
           <w:rPr>
             <w:rStyle w:val="Hyperlink"/>
@@ -1147,7 +1147,7 @@
             <w:noProof/>
             <w:webHidden/>
           </w:rPr>
-          <w:instrText xml:space="preserve"> PAGEREF _Toc224662982 \h </w:instrText>
+          <w:instrText xml:space="preserve"> PAGEREF _Toc226453445 \h </w:instrText>
         </w:r>
         <w:r>
           <w:rPr>
@@ -1191,7 +1191,7 @@
           <w:szCs w:val="24"/>
         </w:rPr>
       </w:pPr>
-      <w:hyperlink w:anchor="_Toc224662983" w:history="1">
+      <w:hyperlink w:anchor="_Toc226453446" w:history="1">
         <w:r>
           <w:rPr>
             <w:rStyle w:val="Hyperlink"/>
@@ -1218,7 +1218,7 @@
             <w:noProof/>
             <w:webHidden/>
           </w:rPr>
-          <w:instrText xml:space="preserve"> PAGEREF _Toc224662983 \h </w:instrText>
+          <w:instrText xml:space="preserve"> PAGEREF _Toc226453446 \h </w:instrText>
         </w:r>
         <w:r>
           <w:rPr>
@@ -1262,7 +1262,7 @@
           <w:szCs w:val="24"/>
         </w:rPr>
       </w:pPr>
-      <w:hyperlink w:anchor="_Toc224662984" w:history="1">
+      <w:hyperlink w:anchor="_Toc226453447" w:history="1">
         <w:r>
           <w:rPr>
             <w:rStyle w:val="Hyperlink"/>
@@ -1289,7 +1289,7 @@
             <w:noProof/>
             <w:webHidden/>
           </w:rPr>
-          <w:instrText xml:space="preserve"> PAGEREF _Toc224662984 \h </w:instrText>
+          <w:instrText xml:space="preserve"> PAGEREF _Toc226453447 \h </w:instrText>
         </w:r>
         <w:r>
           <w:rPr>
@@ -1333,7 +1333,7 @@
           <w:szCs w:val="24"/>
         </w:rPr>
       </w:pPr>
-      <w:hyperlink w:anchor="_Toc224662985" w:history="1">
+      <w:hyperlink w:anchor="_Toc226453448" w:history="1">
         <w:r>
           <w:rPr>
             <w:rStyle w:val="Hyperlink"/>
@@ -1360,7 +1360,7 @@
             <w:noProof/>
             <w:webHidden/>
           </w:rPr>
-          <w:instrText xml:space="preserve"> PAGEREF _Toc224662985 \h </w:instrText>
+          <w:instrText xml:space="preserve"> PAGEREF _Toc226453448 \h </w:instrText>
         </w:r>
         <w:r>
           <w:rPr>
@@ -1404,7 +1404,7 @@
           <w:szCs w:val="24"/>
         </w:rPr>
       </w:pPr>
-      <w:hyperlink w:anchor="_Toc224662986" w:history="1">
+      <w:hyperlink w:anchor="_Toc226453449" w:history="1">
         <w:r>
           <w:rPr>
             <w:rStyle w:val="Hyperlink"/>
@@ -1431,7 +1431,7 @@
             <w:noProof/>
             <w:webHidden/>
           </w:rPr>
-          <w:instrText xml:space="preserve"> PAGEREF _Toc224662986 \h </w:instrText>
+          <w:instrText xml:space="preserve"> PAGEREF _Toc226453449 \h </w:instrText>
         </w:r>
         <w:r>
           <w:rPr>
@@ -1478,7 +1478,7 @@
           <w:szCs w:val="24"/>
         </w:rPr>
       </w:pPr>
-      <w:hyperlink w:anchor="_Toc224662987" w:history="1">
+      <w:hyperlink w:anchor="_Toc226453450" w:history="1">
         <w:r>
           <w:rPr>
             <w:rStyle w:val="Hyperlink"/>
@@ -1523,7 +1523,7 @@
             <w:noProof/>
             <w:webHidden/>
           </w:rPr>
-          <w:instrText xml:space="preserve"> PAGEREF _Toc224662987 \h </w:instrText>
+          <w:instrText xml:space="preserve"> PAGEREF _Toc226453450 \h </w:instrText>
         </w:r>
         <w:r>
           <w:rPr>
@@ -1567,7 +1567,7 @@
           <w:szCs w:val="24"/>
         </w:rPr>
       </w:pPr>
-      <w:hyperlink w:anchor="_Toc224662988" w:history="1">
+      <w:hyperlink w:anchor="_Toc226453451" w:history="1">
         <w:r>
           <w:rPr>
             <w:rStyle w:val="Hyperlink"/>
@@ -1594,7 +1594,7 @@
             <w:noProof/>
             <w:webHidden/>
           </w:rPr>
-          <w:instrText xml:space="preserve"> PAGEREF _Toc224662988 \h </w:instrText>
+          <w:instrText xml:space="preserve"> PAGEREF _Toc226453451 \h </w:instrText>
         </w:r>
         <w:r>
           <w:rPr>
@@ -1638,7 +1638,7 @@
           <w:szCs w:val="24"/>
         </w:rPr>
       </w:pPr>
-      <w:hyperlink w:anchor="_Toc224662989" w:history="1">
+      <w:hyperlink w:anchor="_Toc226453452" w:history="1">
         <w:r>
           <w:rPr>
             <w:rStyle w:val="Hyperlink"/>
@@ -1665,7 +1665,7 @@
             <w:noProof/>
             <w:webHidden/>
           </w:rPr>
-          <w:instrText xml:space="preserve"> PAGEREF _Toc224662989 \h </w:instrText>
+          <w:instrText xml:space="preserve"> PAGEREF _Toc226453452 \h </w:instrText>
         </w:r>
         <w:r>
           <w:rPr>
@@ -1709,7 +1709,7 @@
           <w:szCs w:val="24"/>
         </w:rPr>
       </w:pPr>
-      <w:hyperlink w:anchor="_Toc224662990" w:history="1">
+      <w:hyperlink w:anchor="_Toc226453453" w:history="1">
         <w:r>
           <w:rPr>
             <w:rStyle w:val="Hyperlink"/>
@@ -1736,7 +1736,7 @@
             <w:noProof/>
             <w:webHidden/>
           </w:rPr>
-          <w:instrText xml:space="preserve"> PAGEREF _Toc224662990 \h </w:instrText>
+          <w:instrText xml:space="preserve"> PAGEREF _Toc226453453 \h </w:instrText>
         </w:r>
         <w:r>
           <w:rPr>
@@ -1780,7 +1780,7 @@
           <w:szCs w:val="24"/>
         </w:rPr>
       </w:pPr>
-      <w:hyperlink w:anchor="_Toc224662991" w:history="1">
+      <w:hyperlink w:anchor="_Toc226453454" w:history="1">
         <w:r>
           <w:rPr>
             <w:rStyle w:val="Hyperlink"/>
@@ -1807,7 +1807,7 @@
             <w:noProof/>
             <w:webHidden/>
           </w:rPr>
-          <w:instrText xml:space="preserve"> PAGEREF _Toc224662991 \h </w:instrText>
+          <w:instrText xml:space="preserve"> PAGEREF _Toc226453454 \h </w:instrText>
         </w:r>
         <w:r>
           <w:rPr>
@@ -1854,7 +1854,7 @@
           <w:szCs w:val="24"/>
         </w:rPr>
       </w:pPr>
-      <w:hyperlink w:anchor="_Toc224662992" w:history="1">
+      <w:hyperlink w:anchor="_Toc226453455" w:history="1">
         <w:r>
           <w:rPr>
             <w:rStyle w:val="Hyperlink"/>
@@ -1899,7 +1899,7 @@
             <w:noProof/>
             <w:webHidden/>
           </w:rPr>
-          <w:instrText xml:space="preserve"> PAGEREF _Toc224662992 \h </w:instrText>
+          <w:instrText xml:space="preserve"> PAGEREF _Toc226453455 \h </w:instrText>
         </w:r>
         <w:r>
           <w:rPr>
@@ -1943,7 +1943,7 @@
           <w:szCs w:val="24"/>
         </w:rPr>
       </w:pPr>
-      <w:hyperlink w:anchor="_Toc224662993" w:history="1">
+      <w:hyperlink w:anchor="_Toc226453456" w:history="1">
         <w:r>
           <w:rPr>
             <w:rStyle w:val="Hyperlink"/>
@@ -1970,7 +1970,7 @@
             <w:noProof/>
             <w:webHidden/>
           </w:rPr>
-          <w:instrText xml:space="preserve"> PAGEREF _Toc224662993 \h </w:instrText>
+          <w:instrText xml:space="preserve"> PAGEREF _Toc226453456 \h </w:instrText>
         </w:r>
         <w:r>
           <w:rPr>
@@ -2014,7 +2014,7 @@
           <w:szCs w:val="24"/>
         </w:rPr>
       </w:pPr>
-      <w:hyperlink w:anchor="_Toc224662994" w:history="1">
+      <w:hyperlink w:anchor="_Toc226453457" w:history="1">
         <w:r>
           <w:rPr>
             <w:rStyle w:val="Hyperlink"/>
@@ -2041,7 +2041,7 @@
             <w:noProof/>
             <w:webHidden/>
           </w:rPr>
-          <w:instrText xml:space="preserve"> PAGEREF _Toc224662994 \h </w:instrText>
+          <w:instrText xml:space="preserve"> PAGEREF _Toc226453457 \h </w:instrText>
         </w:r>
         <w:r>
           <w:rPr>
@@ -2085,7 +2085,7 @@
           <w:szCs w:val="24"/>
         </w:rPr>
       </w:pPr>
-      <w:hyperlink w:anchor="_Toc224662995" w:history="1">
+      <w:hyperlink w:anchor="_Toc226453458" w:history="1">
         <w:r>
           <w:rPr>
             <w:rStyle w:val="Hyperlink"/>
@@ -2112,7 +2112,7 @@
             <w:noProof/>
             <w:webHidden/>
           </w:rPr>
-          <w:instrText xml:space="preserve"> PAGEREF _Toc224662995 \h </w:instrText>
+          <w:instrText xml:space="preserve"> PAGEREF _Toc226453458 \h </w:instrText>
         </w:r>
         <w:r>
           <w:rPr>
@@ -2159,7 +2159,7 @@
           <w:szCs w:val="24"/>
         </w:rPr>
       </w:pPr>
-      <w:hyperlink w:anchor="_Toc224662996" w:history="1">
+      <w:hyperlink w:anchor="_Toc226453459" w:history="1">
         <w:r>
           <w:rPr>
             <w:rStyle w:val="Hyperlink"/>
@@ -2204,7 +2204,7 @@
             <w:noProof/>
             <w:webHidden/>
           </w:rPr>
-          <w:instrText xml:space="preserve"> PAGEREF _Toc224662996 \h </w:instrText>
+          <w:instrText xml:space="preserve"> PAGEREF _Toc226453459 \h </w:instrText>
         </w:r>
         <w:r>
           <w:rPr>
@@ -2224,7 +2224,7 @@
             <w:noProof/>
             <w:webHidden/>
           </w:rPr>
-          <w:t>11</w:t>
+          <w:t>12</w:t>
         </w:r>
         <w:r>
           <w:rPr>
@@ -2251,7 +2251,7 @@
           <w:szCs w:val="24"/>
         </w:rPr>
       </w:pPr>
-      <w:hyperlink w:anchor="_Toc224662997" w:history="1">
+      <w:hyperlink w:anchor="_Toc226453460" w:history="1">
         <w:r>
           <w:rPr>
             <w:rStyle w:val="Hyperlink"/>
@@ -2296,7 +2296,7 @@
             <w:noProof/>
             <w:webHidden/>
           </w:rPr>
-          <w:instrText xml:space="preserve"> PAGEREF _Toc224662997 \h </w:instrText>
+          <w:instrText xml:space="preserve"> PAGEREF _Toc226453460 \h </w:instrText>
         </w:r>
         <w:r>
           <w:rPr>
@@ -2340,7 +2340,7 @@
           <w:szCs w:val="24"/>
         </w:rPr>
       </w:pPr>
-      <w:hyperlink w:anchor="_Toc224662998" w:history="1">
+      <w:hyperlink w:anchor="_Toc226453461" w:history="1">
         <w:r>
           <w:rPr>
             <w:rStyle w:val="Hyperlink"/>
@@ -2367,7 +2367,7 @@
             <w:noProof/>
             <w:webHidden/>
           </w:rPr>
-          <w:instrText xml:space="preserve"> PAGEREF _Toc224662998 \h </w:instrText>
+          <w:instrText xml:space="preserve"> PAGEREF _Toc226453461 \h </w:instrText>
         </w:r>
         <w:r>
           <w:rPr>
@@ -2411,7 +2411,7 @@
           <w:szCs w:val="24"/>
         </w:rPr>
       </w:pPr>
-      <w:hyperlink w:anchor="_Toc224662999" w:history="1">
+      <w:hyperlink w:anchor="_Toc226453462" w:history="1">
         <w:r>
           <w:rPr>
             <w:rStyle w:val="Hyperlink"/>
@@ -2438,7 +2438,7 @@
             <w:noProof/>
             <w:webHidden/>
           </w:rPr>
-          <w:instrText xml:space="preserve"> PAGEREF _Toc224662999 \h </w:instrText>
+          <w:instrText xml:space="preserve"> PAGEREF _Toc226453462 \h </w:instrText>
         </w:r>
         <w:r>
           <w:rPr>
@@ -2482,7 +2482,7 @@
           <w:szCs w:val="24"/>
         </w:rPr>
       </w:pPr>
-      <w:hyperlink w:anchor="_Toc224663000" w:history="1">
+      <w:hyperlink w:anchor="_Toc226453463" w:history="1">
         <w:r>
           <w:rPr>
             <w:rStyle w:val="Hyperlink"/>
@@ -2509,7 +2509,7 @@
             <w:noProof/>
             <w:webHidden/>
           </w:rPr>
-          <w:instrText xml:space="preserve"> PAGEREF _Toc224663000 \h </w:instrText>
+          <w:instrText xml:space="preserve"> PAGEREF _Toc226453463 \h </w:instrText>
         </w:r>
         <w:r>
           <w:rPr>
@@ -2553,7 +2553,7 @@
           <w:szCs w:val="24"/>
         </w:rPr>
       </w:pPr>
-      <w:hyperlink w:anchor="_Toc224663001" w:history="1">
+      <w:hyperlink w:anchor="_Toc226453464" w:history="1">
         <w:r>
           <w:rPr>
             <w:rStyle w:val="Hyperlink"/>
@@ -2580,7 +2580,7 @@
             <w:noProof/>
             <w:webHidden/>
           </w:rPr>
-          <w:instrText xml:space="preserve"> PAGEREF _Toc224663001 \h </w:instrText>
+          <w:instrText xml:space="preserve"> PAGEREF _Toc226453464 \h </w:instrText>
         </w:r>
         <w:r>
           <w:rPr>
@@ -2624,7 +2624,7 @@
           <w:szCs w:val="24"/>
         </w:rPr>
       </w:pPr>
-      <w:hyperlink w:anchor="_Toc224663002" w:history="1">
+      <w:hyperlink w:anchor="_Toc226453465" w:history="1">
         <w:r>
           <w:rPr>
             <w:rStyle w:val="Hyperlink"/>
@@ -2651,7 +2651,7 @@
             <w:noProof/>
             <w:webHidden/>
           </w:rPr>
-          <w:instrText xml:space="preserve"> PAGEREF _Toc224663002 \h </w:instrText>
+          <w:instrText xml:space="preserve"> PAGEREF _Toc226453465 \h </w:instrText>
         </w:r>
         <w:r>
           <w:rPr>
@@ -2695,7 +2695,7 @@
           <w:szCs w:val="24"/>
         </w:rPr>
       </w:pPr>
-      <w:hyperlink w:anchor="_Toc224663003" w:history="1">
+      <w:hyperlink w:anchor="_Toc226453466" w:history="1">
         <w:r>
           <w:rPr>
             <w:rStyle w:val="Hyperlink"/>
@@ -2722,7 +2722,7 @@
             <w:noProof/>
             <w:webHidden/>
           </w:rPr>
-          <w:instrText xml:space="preserve"> PAGEREF _Toc224663003 \h </w:instrText>
+          <w:instrText xml:space="preserve"> PAGEREF _Toc226453466 \h </w:instrText>
         </w:r>
         <w:r>
           <w:rPr>
@@ -2769,7 +2769,7 @@
           <w:szCs w:val="24"/>
         </w:rPr>
       </w:pPr>
-      <w:hyperlink w:anchor="_Toc224663004" w:history="1">
+      <w:hyperlink w:anchor="_Toc226453467" w:history="1">
         <w:r>
           <w:rPr>
             <w:rStyle w:val="Hyperlink"/>
@@ -2814,7 +2814,7 @@
             <w:noProof/>
             <w:webHidden/>
           </w:rPr>
-          <w:instrText xml:space="preserve"> PAGEREF _Toc224663004 \h </w:instrText>
+          <w:instrText xml:space="preserve"> PAGEREF _Toc226453467 \h </w:instrText>
         </w:r>
         <w:r>
           <w:rPr>
@@ -2858,7 +2858,7 @@
           <w:szCs w:val="24"/>
         </w:rPr>
       </w:pPr>
-      <w:hyperlink w:anchor="_Toc224663005" w:history="1">
+      <w:hyperlink w:anchor="_Toc226453468" w:history="1">
         <w:r>
           <w:rPr>
             <w:rStyle w:val="Hyperlink"/>
@@ -2885,7 +2885,7 @@
             <w:noProof/>
             <w:webHidden/>
           </w:rPr>
-          <w:instrText xml:space="preserve"> PAGEREF _Toc224663005 \h </w:instrText>
+          <w:instrText xml:space="preserve"> PAGEREF _Toc226453468 \h </w:instrText>
         </w:r>
         <w:r>
           <w:rPr>
@@ -2929,7 +2929,7 @@
           <w:szCs w:val="24"/>
         </w:rPr>
       </w:pPr>
-      <w:hyperlink w:anchor="_Toc224663006" w:history="1">
+      <w:hyperlink w:anchor="_Toc226453469" w:history="1">
         <w:r>
           <w:rPr>
             <w:rStyle w:val="Hyperlink"/>
@@ -2956,7 +2956,7 @@
             <w:noProof/>
             <w:webHidden/>
           </w:rPr>
-          <w:instrText xml:space="preserve"> PAGEREF _Toc224663006 \h </w:instrText>
+          <w:instrText xml:space="preserve"> PAGEREF _Toc226453469 \h </w:instrText>
         </w:r>
         <w:r>
           <w:rPr>
@@ -3000,7 +3000,7 @@
           <w:szCs w:val="24"/>
         </w:rPr>
       </w:pPr>
-      <w:hyperlink w:anchor="_Toc224663007" w:history="1">
+      <w:hyperlink w:anchor="_Toc226453470" w:history="1">
         <w:r>
           <w:rPr>
             <w:rStyle w:val="Hyperlink"/>
@@ -3027,7 +3027,7 @@
             <w:noProof/>
             <w:webHidden/>
           </w:rPr>
-          <w:instrText xml:space="preserve"> PAGEREF _Toc224663007 \h </w:instrText>
+          <w:instrText xml:space="preserve"> PAGEREF _Toc226453470 \h </w:instrText>
         </w:r>
         <w:r>
           <w:rPr>
@@ -3047,7 +3047,7 @@
             <w:noProof/>
             <w:webHidden/>
           </w:rPr>
-          <w:t>13</w:t>
+          <w:t>14</w:t>
         </w:r>
         <w:r>
           <w:rPr>
@@ -3071,7 +3071,7 @@
           <w:szCs w:val="24"/>
         </w:rPr>
       </w:pPr>
-      <w:hyperlink w:anchor="_Toc224663008" w:history="1">
+      <w:hyperlink w:anchor="_Toc226453471" w:history="1">
         <w:r>
           <w:rPr>
             <w:rStyle w:val="Hyperlink"/>
@@ -3098,7 +3098,7 @@
             <w:noProof/>
             <w:webHidden/>
           </w:rPr>
-          <w:instrText xml:space="preserve"> PAGEREF _Toc224663008 \h </w:instrText>
+          <w:instrText xml:space="preserve"> PAGEREF _Toc226453471 \h </w:instrText>
         </w:r>
         <w:r>
           <w:rPr>
@@ -3142,7 +3142,7 @@
           <w:szCs w:val="24"/>
         </w:rPr>
       </w:pPr>
-      <w:hyperlink w:anchor="_Toc224663009" w:history="1">
+      <w:hyperlink w:anchor="_Toc226453472" w:history="1">
         <w:r>
           <w:rPr>
             <w:rStyle w:val="Hyperlink"/>
@@ -3169,7 +3169,7 @@
             <w:noProof/>
             <w:webHidden/>
           </w:rPr>
-          <w:instrText xml:space="preserve"> PAGEREF _Toc224663009 \h </w:instrText>
+          <w:instrText xml:space="preserve"> PAGEREF _Toc226453472 \h </w:instrText>
         </w:r>
         <w:r>
           <w:rPr>
@@ -3216,7 +3216,7 @@
           <w:szCs w:val="24"/>
         </w:rPr>
       </w:pPr>
-      <w:hyperlink w:anchor="_Toc224663010" w:history="1">
+      <w:hyperlink w:anchor="_Toc226453473" w:history="1">
         <w:r>
           <w:rPr>
             <w:rStyle w:val="Hyperlink"/>
@@ -3261,7 +3261,7 @@
             <w:noProof/>
             <w:webHidden/>
           </w:rPr>
-          <w:instrText xml:space="preserve"> PAGEREF _Toc224663010 \h </w:instrText>
+          <w:instrText xml:space="preserve"> PAGEREF _Toc226453473 \h </w:instrText>
         </w:r>
         <w:r>
           <w:rPr>
@@ -3316,7 +3316,7 @@
           <w:numId w:val="8"/>
         </w:numPr>
       </w:pPr>
-      <w:bookmarkStart w:id="1" w:name="_Toc224662969"/>
+      <w:bookmarkStart w:id="1" w:name="_Toc226453432"/>
       <w:r>
         <w:lastRenderedPageBreak/>
         <w:t>Scenario</w:t>
@@ -3382,7 +3382,7 @@
           <w:numId w:val="8"/>
         </w:numPr>
       </w:pPr>
-      <w:bookmarkStart w:id="2" w:name="_Toc224662970"/>
+      <w:bookmarkStart w:id="2" w:name="_Toc226453433"/>
       <w:r>
         <w:t>Problem Statement and Objectives</w:t>
       </w:r>
@@ -3392,7 +3392,7 @@
       <w:pPr>
         <w:pStyle w:val="Heading3"/>
       </w:pPr>
-      <w:bookmarkStart w:id="3" w:name="_Toc224662971"/>
+      <w:bookmarkStart w:id="3" w:name="_Toc226453434"/>
       <w:r>
         <w:t>Problem Statement:</w:t>
       </w:r>
@@ -3407,7 +3407,7 @@
       <w:pPr>
         <w:pStyle w:val="Heading3"/>
       </w:pPr>
-      <w:bookmarkStart w:id="4" w:name="_Toc224662972"/>
+      <w:bookmarkStart w:id="4" w:name="_Toc226453435"/>
       <w:r>
         <w:t>Objectives:</w:t>
       </w:r>
@@ -3465,7 +3465,7 @@
           <w:numId w:val="8"/>
         </w:numPr>
       </w:pPr>
-      <w:bookmarkStart w:id="5" w:name="_Toc224662973"/>
+      <w:bookmarkStart w:id="5" w:name="_Toc226453436"/>
       <w:r>
         <w:lastRenderedPageBreak/>
         <w:t>Functional Requirements</w:t>
@@ -3476,7 +3476,7 @@
       <w:pPr>
         <w:pStyle w:val="Heading3"/>
       </w:pPr>
-      <w:bookmarkStart w:id="6" w:name="_Toc224662974"/>
+      <w:bookmarkStart w:id="6" w:name="_Toc226453437"/>
       <w:r>
         <w:t>User Management</w:t>
       </w:r>
@@ -3492,15 +3492,7 @@
     </w:p>
     <w:p>
       <w:r>
-        <w:t xml:space="preserve">Roles </w:t>
-      </w:r>
-      <w:proofErr w:type="gramStart"/>
-      <w:r>
-        <w:t>include:</w:t>
-      </w:r>
-      <w:proofErr w:type="gramEnd"/>
-      <w:r>
-        <w:t xml:space="preserve"> Farmer, Buyer, Transporter, Admin</w:t>
+        <w:t>Roles include: Farmer, Buyer, Transporter, Admin</w:t>
       </w:r>
     </w:p>
     <w:p>
@@ -3510,7 +3502,7 @@
     </w:p>
     <w:p/>
     <w:p>
-      <w:bookmarkStart w:id="7" w:name="_Toc224662975"/>
+      <w:bookmarkStart w:id="7" w:name="_Toc226453438"/>
       <w:r>
         <w:rPr>
           <w:rStyle w:val="Heading3Char"/>
@@ -3536,7 +3528,7 @@
     </w:p>
     <w:p/>
     <w:p>
-      <w:bookmarkStart w:id="8" w:name="_Toc224662976"/>
+      <w:bookmarkStart w:id="8" w:name="_Toc226453439"/>
       <w:r>
         <w:rPr>
           <w:rStyle w:val="Heading3Char"/>
@@ -3562,7 +3554,7 @@
     </w:p>
     <w:p/>
     <w:p>
-      <w:bookmarkStart w:id="9" w:name="_Toc224662977"/>
+      <w:bookmarkStart w:id="9" w:name="_Toc226453440"/>
       <w:r>
         <w:rPr>
           <w:rStyle w:val="Heading3Char"/>
@@ -3596,7 +3588,7 @@
           <w:szCs w:val="28"/>
         </w:rPr>
       </w:pPr>
-      <w:bookmarkStart w:id="10" w:name="_Toc224662978"/>
+      <w:bookmarkStart w:id="10" w:name="_Toc226453441"/>
       <w:r>
         <w:rPr>
           <w:rStyle w:val="Heading3Char"/>
@@ -3625,7 +3617,7 @@
           <w:szCs w:val="28"/>
         </w:rPr>
       </w:pPr>
-      <w:bookmarkStart w:id="11" w:name="_Toc224662979"/>
+      <w:bookmarkStart w:id="11" w:name="_Toc226453442"/>
       <w:r>
         <w:rPr>
           <w:rStyle w:val="Heading3Char"/>
@@ -3652,7 +3644,7 @@
     </w:p>
     <w:p/>
     <w:p>
-      <w:bookmarkStart w:id="12" w:name="_Toc224662980"/>
+      <w:bookmarkStart w:id="12" w:name="_Toc226453443"/>
       <w:r>
         <w:rPr>
           <w:rStyle w:val="Heading3Char"/>
@@ -3699,7 +3691,7 @@
           <w:numId w:val="8"/>
         </w:numPr>
       </w:pPr>
-      <w:bookmarkStart w:id="13" w:name="_Toc224662981"/>
+      <w:bookmarkStart w:id="13" w:name="_Toc226453444"/>
       <w:r>
         <w:lastRenderedPageBreak/>
         <w:t>Non-Functional Requirements</w:t>
@@ -3707,7 +3699,7 @@
       <w:bookmarkEnd w:id="13"/>
     </w:p>
     <w:p>
-      <w:bookmarkStart w:id="14" w:name="_Toc224662982"/>
+      <w:bookmarkStart w:id="14" w:name="_Toc226453445"/>
       <w:r>
         <w:rPr>
           <w:rStyle w:val="Heading3Char"/>
@@ -3731,7 +3723,7 @@
       <w:pPr>
         <w:pStyle w:val="Heading3"/>
       </w:pPr>
-      <w:bookmarkStart w:id="15" w:name="_Toc224662983"/>
+      <w:bookmarkStart w:id="15" w:name="_Toc226453446"/>
       <w:r>
         <w:t>Security</w:t>
       </w:r>
@@ -3757,7 +3749,7 @@
       <w:pPr>
         <w:pStyle w:val="Heading3"/>
       </w:pPr>
-      <w:bookmarkStart w:id="16" w:name="_Toc224662984"/>
+      <w:bookmarkStart w:id="16" w:name="_Toc226453447"/>
       <w:r>
         <w:t>Scalability</w:t>
       </w:r>
@@ -3778,7 +3770,7 @@
       <w:pPr>
         <w:pStyle w:val="Heading3"/>
       </w:pPr>
-      <w:bookmarkStart w:id="17" w:name="_Toc224662985"/>
+      <w:bookmarkStart w:id="17" w:name="_Toc226453448"/>
       <w:r>
         <w:t>Availability &amp; Reliability</w:t>
       </w:r>
@@ -3801,7 +3793,7 @@
     </w:p>
     <w:p/>
     <w:p>
-      <w:bookmarkStart w:id="18" w:name="_Toc224662986"/>
+      <w:bookmarkStart w:id="18" w:name="_Toc226453449"/>
       <w:r>
         <w:rPr>
           <w:rStyle w:val="Heading3Char"/>
@@ -3833,7 +3825,7 @@
           <w:numId w:val="8"/>
         </w:numPr>
       </w:pPr>
-      <w:bookmarkStart w:id="19" w:name="_Toc224662987"/>
+      <w:bookmarkStart w:id="19" w:name="_Toc226453450"/>
       <w:r>
         <w:lastRenderedPageBreak/>
         <w:t>UML Diagrams</w:t>
@@ -3844,25 +3836,22 @@
       <w:pPr>
         <w:pStyle w:val="Heading3"/>
       </w:pPr>
-      <w:bookmarkStart w:id="20" w:name="_Toc224662988"/>
+      <w:bookmarkStart w:id="20" w:name="_Toc226453451"/>
       <w:r>
         <w:t>Use Case Diagram</w:t>
       </w:r>
       <w:bookmarkEnd w:id="20"/>
     </w:p>
     <w:p>
-      <w:pPr>
-        <w:jc w:val="center"/>
-      </w:pPr>
       <w:r>
         <w:rPr>
           <w:noProof/>
         </w:rPr>
         <w:drawing>
-          <wp:inline distT="0" distB="0" distL="0" distR="0" wp14:anchorId="4269B0FD" wp14:editId="05C355E8">
-            <wp:extent cx="5943600" cy="6230679"/>
-            <wp:effectExtent l="0" t="0" r="0" b="0"/>
-            <wp:docPr id="1663283822" name="Picture 1"/>
+          <wp:inline distT="0" distB="0" distL="0" distR="0" wp14:anchorId="1C6D3B53" wp14:editId="5FF45A23">
+            <wp:extent cx="5943600" cy="4429125"/>
+            <wp:effectExtent l="0" t="0" r="0" b="9525"/>
+            <wp:docPr id="1285805515" name="Picture 1"/>
             <wp:cNvGraphicFramePr>
               <a:graphicFrameLocks xmlns:a="http://schemas.openxmlformats.org/drawingml/2006/main" noChangeAspect="1"/>
             </wp:cNvGraphicFramePr>
@@ -3870,7 +3859,7 @@
               <a:graphicData uri="http://schemas.openxmlformats.org/drawingml/2006/picture">
                 <pic:pic xmlns:pic="http://schemas.openxmlformats.org/drawingml/2006/picture">
                   <pic:nvPicPr>
-                    <pic:cNvPr id="1663283822" name="Picture 1663283822"/>
+                    <pic:cNvPr id="1285805515" name="Picture 1285805515"/>
                     <pic:cNvPicPr/>
                   </pic:nvPicPr>
                   <pic:blipFill>
@@ -3888,7 +3877,7 @@
                   <pic:spPr>
                     <a:xfrm>
                       <a:off x="0" y="0"/>
-                      <a:ext cx="5944881" cy="6232022"/>
+                      <a:ext cx="5945795" cy="4430761"/>
                     </a:xfrm>
                     <a:prstGeom prst="rect">
                       <a:avLst/>
@@ -3908,7 +3897,7 @@
       <w:pPr>
         <w:pStyle w:val="Heading3"/>
       </w:pPr>
-      <w:bookmarkStart w:id="21" w:name="_Toc224662989"/>
+      <w:bookmarkStart w:id="21" w:name="_Toc226453452"/>
       <w:r>
         <w:lastRenderedPageBreak/>
         <w:t>Class Diagram</w:t>
@@ -3970,7 +3959,7 @@
       <w:pPr>
         <w:pStyle w:val="Heading3"/>
       </w:pPr>
-      <w:bookmarkStart w:id="22" w:name="_Toc224662990"/>
+      <w:bookmarkStart w:id="22" w:name="_Toc226453453"/>
       <w:r>
         <w:lastRenderedPageBreak/>
         <w:t>Activity Diagram</w:t>
@@ -3986,10 +3975,10 @@
           <w:noProof/>
         </w:rPr>
         <w:drawing>
-          <wp:inline distT="0" distB="0" distL="0" distR="0" wp14:anchorId="73EBB1AB" wp14:editId="601BF4E6">
-            <wp:extent cx="4185285" cy="7386452"/>
-            <wp:effectExtent l="0" t="0" r="5715" b="5080"/>
-            <wp:docPr id="2012629085" name="Picture 4"/>
+          <wp:inline distT="0" distB="0" distL="0" distR="0" wp14:anchorId="7EFFE417" wp14:editId="0E702E35">
+            <wp:extent cx="4867275" cy="7591425"/>
+            <wp:effectExtent l="0" t="0" r="9525" b="9525"/>
+            <wp:docPr id="43533410" name="Picture 2"/>
             <wp:cNvGraphicFramePr>
               <a:graphicFrameLocks xmlns:a="http://schemas.openxmlformats.org/drawingml/2006/main" noChangeAspect="1"/>
             </wp:cNvGraphicFramePr>
@@ -3997,7 +3986,7 @@
               <a:graphicData uri="http://schemas.openxmlformats.org/drawingml/2006/picture">
                 <pic:pic xmlns:pic="http://schemas.openxmlformats.org/drawingml/2006/picture">
                   <pic:nvPicPr>
-                    <pic:cNvPr id="2012629085" name="Picture 2012629085"/>
+                    <pic:cNvPr id="43533410" name="Picture 43533410"/>
                     <pic:cNvPicPr/>
                   </pic:nvPicPr>
                   <pic:blipFill>
@@ -4015,7 +4004,7 @@
                   <pic:spPr>
                     <a:xfrm>
                       <a:off x="0" y="0"/>
-                      <a:ext cx="4186640" cy="7388844"/>
+                      <a:ext cx="4867275" cy="7591425"/>
                     </a:xfrm>
                     <a:prstGeom prst="rect">
                       <a:avLst/>
@@ -4032,7 +4021,7 @@
       <w:pPr>
         <w:pStyle w:val="Heading3"/>
       </w:pPr>
-      <w:bookmarkStart w:id="23" w:name="_Toc224662991"/>
+      <w:bookmarkStart w:id="23" w:name="_Toc226453454"/>
       <w:r>
         <w:lastRenderedPageBreak/>
         <w:t>Sequence Diagram</w:t>
@@ -4048,10 +4037,10 @@
           <w:noProof/>
         </w:rPr>
         <w:drawing>
-          <wp:inline distT="0" distB="0" distL="0" distR="0" wp14:anchorId="211B3178" wp14:editId="277560FD">
-            <wp:extent cx="5889625" cy="7647709"/>
-            <wp:effectExtent l="0" t="0" r="0" b="0"/>
-            <wp:docPr id="77909683" name="Picture 5"/>
+          <wp:inline distT="0" distB="0" distL="0" distR="0" wp14:anchorId="3141961F" wp14:editId="5A7B9F19">
+            <wp:extent cx="6276975" cy="3938587"/>
+            <wp:effectExtent l="0" t="0" r="0" b="5080"/>
+            <wp:docPr id="2126837280" name="Picture 3"/>
             <wp:cNvGraphicFramePr>
               <a:graphicFrameLocks xmlns:a="http://schemas.openxmlformats.org/drawingml/2006/main" noChangeAspect="1"/>
             </wp:cNvGraphicFramePr>
@@ -4059,7 +4048,7 @@
               <a:graphicData uri="http://schemas.openxmlformats.org/drawingml/2006/picture">
                 <pic:pic xmlns:pic="http://schemas.openxmlformats.org/drawingml/2006/picture">
                   <pic:nvPicPr>
-                    <pic:cNvPr id="77909683" name="Picture 77909683"/>
+                    <pic:cNvPr id="2126837280" name="Picture 2126837280"/>
                     <pic:cNvPicPr/>
                   </pic:nvPicPr>
                   <pic:blipFill>
@@ -4077,7 +4066,7 @@
                   <pic:spPr>
                     <a:xfrm>
                       <a:off x="0" y="0"/>
-                      <a:ext cx="5900639" cy="7662011"/>
+                      <a:ext cx="6291586" cy="3947755"/>
                     </a:xfrm>
                     <a:prstGeom prst="rect">
                       <a:avLst/>
@@ -4094,70 +4083,22 @@
     <w:p>
       <w:pPr>
         <w:pStyle w:val="Heading2"/>
-        <w:numPr>
-          <w:ilvl w:val="0"/>
-          <w:numId w:val="8"/>
-        </w:numPr>
-      </w:pPr>
-      <w:bookmarkStart w:id="24" w:name="_Toc224662992"/>
-      <w:r>
-        <w:t>Interface Design</w:t>
-      </w:r>
-      <w:bookmarkEnd w:id="24"/>
-    </w:p>
-    <w:p>
-      <w:pPr>
-        <w:pStyle w:val="Heading3"/>
-      </w:pPr>
-      <w:bookmarkStart w:id="25" w:name="_Toc224662993"/>
-      <w:proofErr w:type="spellStart"/>
-      <w:r>
-        <w:t>Accesibility</w:t>
-      </w:r>
-      <w:bookmarkEnd w:id="25"/>
-      <w:proofErr w:type="spellEnd"/>
-    </w:p>
-    <w:p>
-      <w:r>
-        <w:t>High-contrast text for outdoor visibility, support for local languages, and screen-reader compatibility for visually impaired users.</w:t>
-      </w:r>
-    </w:p>
-    <w:p>
-      <w:pPr>
-        <w:pStyle w:val="Heading3"/>
-      </w:pPr>
-      <w:bookmarkStart w:id="26" w:name="_Toc224662994"/>
-      <w:r>
-        <w:t>Usability</w:t>
-      </w:r>
-      <w:bookmarkEnd w:id="26"/>
-    </w:p>
-    <w:p>
-      <w:r>
-        <w:t>A "mobile-first" responsive design with large buttons, as many farmers may access the site via smartphones in the field.</w:t>
-      </w:r>
-    </w:p>
-    <w:p>
-      <w:pPr>
-        <w:pStyle w:val="Heading3"/>
-      </w:pPr>
-      <w:bookmarkStart w:id="27" w:name="_Toc224662995"/>
-      <w:r>
-        <w:t>Application of SOLID Design Principles</w:t>
-      </w:r>
-      <w:bookmarkEnd w:id="27"/>
-    </w:p>
-    <w:p>
-      <w:r>
-        <w:t>Single Responsibility: Separate classes for "Order Processing" and "Notification Services."</w:t>
-      </w:r>
-    </w:p>
-    <w:p>
-      <w:r>
-        <w:t>Open/Closed: The system is open to new payment gateways (e.g., M-Pesa or Credit Card) without modifying the core order logic.</w:t>
-      </w:r>
-    </w:p>
-    <w:p/>
+        <w:ind w:left="720"/>
+      </w:pPr>
+    </w:p>
+    <w:p>
+      <w:pPr>
+        <w:rPr>
+          <w:rFonts w:asciiTheme="majorHAnsi" w:eastAsiaTheme="majorEastAsia" w:hAnsiTheme="majorHAnsi" w:cstheme="majorBidi"/>
+          <w:color w:val="2F5496" w:themeColor="accent1" w:themeShade="BF"/>
+          <w:sz w:val="32"/>
+          <w:szCs w:val="32"/>
+        </w:rPr>
+      </w:pPr>
+      <w:r>
+        <w:br w:type="page"/>
+      </w:r>
+    </w:p>
     <w:p>
       <w:pPr>
         <w:pStyle w:val="Heading2"/>
@@ -4166,30 +4107,260 @@
           <w:numId w:val="8"/>
         </w:numPr>
       </w:pPr>
-      <w:bookmarkStart w:id="28" w:name="_Toc224662996"/>
-      <w:r>
-        <w:t>Version Control CI/CD</w:t>
-      </w:r>
-      <w:bookmarkEnd w:id="28"/>
-    </w:p>
-    <w:p>
-      <w:r>
-        <w:t>Git Strategy: Using feature branching (e.g., feature/negotiation-module).</w:t>
-      </w:r>
-    </w:p>
-    <w:p>
-      <w:r>
-        <w:t>CI/CD Pipeline: Automated testing (Unit and Integration) triggered on every "Push" to the main branch to ensure new code doesn't break existing marketplace features.</w:t>
-      </w:r>
-    </w:p>
-    <w:p/>
-    <w:p/>
-    <w:p/>
-    <w:p/>
-    <w:p/>
-    <w:p/>
-    <w:p/>
-    <w:p/>
+      <w:bookmarkStart w:id="24" w:name="_Toc226453455"/>
+      <w:r>
+        <w:lastRenderedPageBreak/>
+        <w:t>Interface Design</w:t>
+      </w:r>
+      <w:bookmarkEnd w:id="24"/>
+    </w:p>
+    <w:p>
+      <w:pPr>
+        <w:pStyle w:val="Heading3"/>
+      </w:pPr>
+      <w:bookmarkStart w:id="25" w:name="_Toc226453456"/>
+      <w:proofErr w:type="spellStart"/>
+      <w:r>
+        <w:t>Accesibility</w:t>
+      </w:r>
+      <w:bookmarkEnd w:id="25"/>
+      <w:proofErr w:type="spellEnd"/>
+    </w:p>
+    <w:p>
+      <w:r>
+        <w:t>High-contrast text for outdoor visibility, support for local languages, and screen-reader compatibility for visually impaired users.</w:t>
+      </w:r>
+    </w:p>
+    <w:p>
+      <w:pPr>
+        <w:pStyle w:val="Heading3"/>
+      </w:pPr>
+      <w:bookmarkStart w:id="26" w:name="_Toc226453457"/>
+      <w:r>
+        <w:t>Usability</w:t>
+      </w:r>
+      <w:bookmarkEnd w:id="26"/>
+    </w:p>
+    <w:p>
+      <w:r>
+        <w:t>A "mobile-first" responsive design with large buttons, as many farmers may access the site via smartphones in the field.</w:t>
+      </w:r>
+    </w:p>
+    <w:p>
+      <w:pPr>
+        <w:pStyle w:val="Heading3"/>
+      </w:pPr>
+      <w:bookmarkStart w:id="27" w:name="_Toc226453458"/>
+      <w:r>
+        <w:t>Application of SOLID Design Principles</w:t>
+      </w:r>
+      <w:bookmarkEnd w:id="27"/>
+    </w:p>
+    <w:p>
+      <w:r>
+        <w:tab/>
+        <w:t>1.</w:t>
+      </w:r>
+      <w:r>
+        <w:tab/>
+        <w:t>S – Single Responsibility Principle (SRP)</w:t>
+      </w:r>
+    </w:p>
+    <w:p>
+      <w:r>
+        <w:t>A class should have only one reason to change.</w:t>
+      </w:r>
+    </w:p>
+    <w:p>
+      <w:r>
+        <w:tab/>
+        <w:t>•</w:t>
+      </w:r>
+      <w:r>
+        <w:tab/>
+        <w:t xml:space="preserve">Example: A </w:t>
+      </w:r>
+      <w:proofErr w:type="spellStart"/>
+      <w:r>
+        <w:t>UserService</w:t>
+      </w:r>
+      <w:proofErr w:type="spellEnd"/>
+      <w:r>
+        <w:t xml:space="preserve"> class handles only user-related logic. Don’t mix it with </w:t>
+      </w:r>
+      <w:proofErr w:type="spellStart"/>
+      <w:r>
+        <w:t>OrderService</w:t>
+      </w:r>
+      <w:proofErr w:type="spellEnd"/>
+      <w:r>
+        <w:t xml:space="preserve"> or </w:t>
+      </w:r>
+      <w:proofErr w:type="spellStart"/>
+      <w:r>
+        <w:t>NotificationService</w:t>
+      </w:r>
+      <w:proofErr w:type="spellEnd"/>
+      <w:r>
+        <w:t>.</w:t>
+      </w:r>
+    </w:p>
+    <w:p>
+      <w:r>
+        <w:tab/>
+        <w:t>2.</w:t>
+      </w:r>
+      <w:r>
+        <w:tab/>
+        <w:t>O – Open/Closed Principle (OCP)</w:t>
+      </w:r>
+    </w:p>
+    <w:p>
+      <w:r>
+        <w:t>Software entities should be open for extension but closed for modification.</w:t>
+      </w:r>
+    </w:p>
+    <w:p>
+      <w:r>
+        <w:tab/>
+        <w:t>•</w:t>
+      </w:r>
+      <w:r>
+        <w:tab/>
+        <w:t>Example: If you need to add a new type of notification (SMS, Email), you extend a Notification interface rather than changing existing classes.</w:t>
+      </w:r>
+    </w:p>
+    <w:p>
+      <w:r>
+        <w:tab/>
+        <w:t>3.</w:t>
+      </w:r>
+      <w:r>
+        <w:tab/>
+        <w:t xml:space="preserve">L – </w:t>
+      </w:r>
+      <w:proofErr w:type="spellStart"/>
+      <w:r>
+        <w:t>Liskov</w:t>
+      </w:r>
+      <w:proofErr w:type="spellEnd"/>
+      <w:r>
+        <w:t xml:space="preserve"> Substitution Principle (LSP)</w:t>
+      </w:r>
+    </w:p>
+    <w:p>
+      <w:r>
+        <w:t>Subtypes must be substitutable for their base types.</w:t>
+      </w:r>
+    </w:p>
+    <w:p>
+      <w:r>
+        <w:tab/>
+        <w:t>•</w:t>
+      </w:r>
+      <w:r>
+        <w:tab/>
+        <w:t>Example: Farmer and Buyer can extend User without breaking functionality that expects User objects.</w:t>
+      </w:r>
+    </w:p>
+    <w:p>
+      <w:r>
+        <w:tab/>
+        <w:t>4.</w:t>
+      </w:r>
+      <w:r>
+        <w:tab/>
+        <w:t>I – Interface Segregation Principle (ISP)</w:t>
+      </w:r>
+    </w:p>
+    <w:p>
+      <w:r>
+        <w:t>Clients should not be forced to depend on methods they don’t use.</w:t>
+      </w:r>
+    </w:p>
+    <w:p>
+      <w:r>
+        <w:tab/>
+        <w:t>•</w:t>
+      </w:r>
+      <w:r>
+        <w:tab/>
+        <w:t xml:space="preserve">Example: Separate </w:t>
+      </w:r>
+      <w:proofErr w:type="spellStart"/>
+      <w:r>
+        <w:t>ProductManagement</w:t>
+      </w:r>
+      <w:proofErr w:type="spellEnd"/>
+      <w:r>
+        <w:t xml:space="preserve"> and </w:t>
+      </w:r>
+      <w:proofErr w:type="spellStart"/>
+      <w:r>
+        <w:t>OrderManagement</w:t>
+      </w:r>
+      <w:proofErr w:type="spellEnd"/>
+      <w:r>
+        <w:t xml:space="preserve"> interfaces instead of one massive </w:t>
+      </w:r>
+      <w:proofErr w:type="spellStart"/>
+      <w:r>
+        <w:t>MarketplaceService</w:t>
+      </w:r>
+      <w:proofErr w:type="spellEnd"/>
+      <w:r>
+        <w:t>.</w:t>
+      </w:r>
+    </w:p>
+    <w:p>
+      <w:r>
+        <w:tab/>
+        <w:t>5.</w:t>
+      </w:r>
+      <w:r>
+        <w:tab/>
+        <w:t>D – Dependency Inversion Principle (DIP)</w:t>
+      </w:r>
+    </w:p>
+    <w:p>
+      <w:r>
+        <w:t>Depend on abstractions, not concretions.</w:t>
+      </w:r>
+    </w:p>
+    <w:p>
+      <w:r>
+        <w:tab/>
+        <w:t>•</w:t>
+      </w:r>
+      <w:r>
+        <w:tab/>
+        <w:t xml:space="preserve">Example: </w:t>
+      </w:r>
+      <w:proofErr w:type="spellStart"/>
+      <w:r>
+        <w:t>OrderController</w:t>
+      </w:r>
+      <w:proofErr w:type="spellEnd"/>
+      <w:r>
+        <w:t xml:space="preserve"> depends on </w:t>
+      </w:r>
+      <w:proofErr w:type="spellStart"/>
+      <w:r>
+        <w:t>IOrderService</w:t>
+      </w:r>
+      <w:proofErr w:type="spellEnd"/>
+      <w:r>
+        <w:t xml:space="preserve"> interface, not </w:t>
+      </w:r>
+      <w:proofErr w:type="spellStart"/>
+      <w:r>
+        <w:t>OrderServiceImpl</w:t>
+      </w:r>
+      <w:proofErr w:type="spellEnd"/>
+      <w:r>
+        <w:t xml:space="preserve"> directly. Makes swapping implementations easy (e.g., for testing or scaling).</w:t>
+      </w:r>
+    </w:p>
     <w:p>
       <w:pPr>
         <w:pStyle w:val="Heading2"/>
@@ -4198,9 +4369,34 @@
           <w:numId w:val="8"/>
         </w:numPr>
       </w:pPr>
-      <w:bookmarkStart w:id="29" w:name="_Toc224662997"/>
+      <w:bookmarkStart w:id="28" w:name="_Toc226453459"/>
       <w:r>
         <w:lastRenderedPageBreak/>
+        <w:t>Version Control CI/CD</w:t>
+      </w:r>
+      <w:bookmarkEnd w:id="28"/>
+    </w:p>
+    <w:p>
+      <w:r>
+        <w:t>Git Strategy: Using feature branching (e.g., feature/negotiation-module).</w:t>
+      </w:r>
+    </w:p>
+    <w:p>
+      <w:r>
+        <w:t>CI/CD Pipeline: Automated testing (Unit and Integration) triggered on every "Push" to the main branch to ensure new code doesn't break existing marketplace features.</w:t>
+      </w:r>
+    </w:p>
+    <w:p/>
+    <w:p>
+      <w:pPr>
+        <w:pStyle w:val="Heading2"/>
+        <w:numPr>
+          <w:ilvl w:val="0"/>
+          <w:numId w:val="8"/>
+        </w:numPr>
+      </w:pPr>
+      <w:bookmarkStart w:id="29" w:name="_Toc226453460"/>
+      <w:r>
         <w:t>Teamwork Collaboration</w:t>
       </w:r>
       <w:r>
@@ -4212,14 +4408,14 @@
       <w:pPr>
         <w:pStyle w:val="Heading3"/>
       </w:pPr>
-      <w:bookmarkStart w:id="30" w:name="_Toc224662998"/>
+      <w:bookmarkStart w:id="30" w:name="_Toc226453461"/>
       <w:r>
         <w:t>Team Roles and Responsibilities</w:t>
       </w:r>
       <w:bookmarkEnd w:id="30"/>
     </w:p>
     <w:p>
-      <w:bookmarkStart w:id="31" w:name="_Toc224662999"/>
+      <w:bookmarkStart w:id="31" w:name="_Toc226453462"/>
       <w:r>
         <w:rPr>
           <w:rStyle w:val="Heading4Char"/>
@@ -4293,7 +4489,7 @@
       <w:pPr>
         <w:pStyle w:val="Heading4"/>
       </w:pPr>
-      <w:bookmarkStart w:id="32" w:name="_Toc224663000"/>
+      <w:bookmarkStart w:id="32" w:name="_Toc226453463"/>
       <w:r>
         <w:t>Backend Developer</w:t>
       </w:r>
@@ -4351,7 +4547,7 @@
       <w:pPr>
         <w:pStyle w:val="Heading4"/>
       </w:pPr>
-      <w:bookmarkStart w:id="33" w:name="_Toc224663001"/>
+      <w:bookmarkStart w:id="33" w:name="_Toc226453464"/>
       <w:r>
         <w:t>Frontend Developer</w:t>
       </w:r>
@@ -4414,7 +4610,7 @@
           <w:color w:val="2F5496" w:themeColor="accent1" w:themeShade="BF"/>
         </w:rPr>
       </w:pPr>
-      <w:bookmarkStart w:id="34" w:name="_Toc224663002"/>
+      <w:bookmarkStart w:id="34" w:name="_Toc226453465"/>
       <w:r>
         <w:rPr>
           <w:rStyle w:val="Heading4Char"/>
@@ -4472,7 +4668,7 @@
       </w:r>
     </w:p>
     <w:p>
-      <w:bookmarkStart w:id="35" w:name="_Toc224663003"/>
+      <w:bookmarkStart w:id="35" w:name="_Toc226453466"/>
       <w:r>
         <w:rPr>
           <w:rStyle w:val="Heading4Char"/>
@@ -4490,6 +4686,7 @@
         </w:numPr>
       </w:pPr>
       <w:r>
+        <w:lastRenderedPageBreak/>
         <w:t>CI/CD pipeline configuration</w:t>
       </w:r>
     </w:p>
@@ -4538,9 +4735,8 @@
           <w:numId w:val="8"/>
         </w:numPr>
       </w:pPr>
-      <w:bookmarkStart w:id="36" w:name="_Toc224663004"/>
-      <w:r>
-        <w:lastRenderedPageBreak/>
+      <w:bookmarkStart w:id="36" w:name="_Toc226453467"/>
+      <w:r>
         <w:t>Tools and Collaboration Requirements</w:t>
       </w:r>
       <w:bookmarkEnd w:id="36"/>
@@ -4549,7 +4745,7 @@
       <w:pPr>
         <w:pStyle w:val="Heading3"/>
       </w:pPr>
-      <w:bookmarkStart w:id="37" w:name="_Toc224663005"/>
+      <w:bookmarkStart w:id="37" w:name="_Toc226453468"/>
       <w:r>
         <w:t>Version Control System</w:t>
       </w:r>
@@ -4702,7 +4898,7 @@
       <w:pPr>
         <w:pStyle w:val="Heading3"/>
       </w:pPr>
-      <w:bookmarkStart w:id="38" w:name="_Toc224663006"/>
+      <w:bookmarkStart w:id="38" w:name="_Toc226453469"/>
       <w:r>
         <w:t>Issue Tracking &amp; Project Management</w:t>
       </w:r>
@@ -4728,8 +4924,9 @@
       <w:pPr>
         <w:pStyle w:val="Heading3"/>
       </w:pPr>
-      <w:bookmarkStart w:id="39" w:name="_Toc224663007"/>
-      <w:r>
+      <w:bookmarkStart w:id="39" w:name="_Toc226453470"/>
+      <w:r>
+        <w:lastRenderedPageBreak/>
         <w:t>Communication Tools</w:t>
       </w:r>
       <w:bookmarkEnd w:id="39"/>
@@ -4754,7 +4951,7 @@
       <w:pPr>
         <w:pStyle w:val="Heading3"/>
       </w:pPr>
-      <w:bookmarkStart w:id="40" w:name="_Toc224663008"/>
+      <w:bookmarkStart w:id="40" w:name="_Toc226453471"/>
       <w:r>
         <w:t>Continuous Integration &amp; Deployment</w:t>
       </w:r>
@@ -4780,7 +4977,7 @@
       <w:pPr>
         <w:pStyle w:val="Heading3"/>
       </w:pPr>
-      <w:bookmarkStart w:id="41" w:name="_Toc224663009"/>
+      <w:bookmarkStart w:id="41" w:name="_Toc226453472"/>
       <w:r>
         <w:t>Development Tools</w:t>
       </w:r>
@@ -4826,7 +5023,7 @@
           <w:numId w:val="8"/>
         </w:numPr>
       </w:pPr>
-      <w:bookmarkStart w:id="42" w:name="_Toc224663010"/>
+      <w:bookmarkStart w:id="42" w:name="_Toc226453473"/>
       <w:r>
         <w:t>Project Management</w:t>
       </w:r>
@@ -7234,6 +7431,7 @@
   <w:style w:type="character" w:default="1" w:styleId="DefaultParagraphFont">
     <w:name w:val="Default Paragraph Font"/>
     <w:uiPriority w:val="1"/>
+    <w:semiHidden/>
     <w:unhideWhenUsed/>
   </w:style>
   <w:style w:type="table" w:default="1" w:styleId="TableNormal">
